--- a/packages/backend/templates/review.docx
+++ b/packages/backend/templates/review.docx
@@ -134,13 +134,7 @@
         <w:rPr>
           <w:color w:val="000000"/>
         </w:rPr>
-        <w:t xml:space="preserve"> </w:t>
-      </w:r>
-      <w:r>
-        <w:rPr>
-          <w:color w:val="000000"/>
-        </w:rPr>
-        <w:t xml:space="preserve">по </w:t>
+        <w:t xml:space="preserve"> по </w:t>
       </w:r>
       <w:r>
         <w:t>{</w:t>
@@ -352,34 +346,35 @@
         <w:rPr>
           <w:color w:val="000000"/>
           <w:u w:val="single"/>
-        </w:rPr>
-      </w:pPr>
-      <w:r>
-        <w:rPr>
-          <w:color w:val="000000"/>
-        </w:rPr>
-        <w:t xml:space="preserve">1.Студент на время практики был трудоустроен?   </w:t>
-      </w:r>
+          <w:lang w:val="ru-RU"/>
+        </w:rPr>
+      </w:pPr>
+      <w:r>
+        <w:rPr>
+          <w:color w:val="000000"/>
+        </w:rPr>
+        <w:t xml:space="preserve">1.Студент на время практики был трудоустроен? </w:t>
+      </w:r>
+      <w:r>
+        <w:rPr>
+          <w:u w:val="single"/>
+          <w:lang w:val="ru-RU"/>
+        </w:rPr>
+        <w:t>{</w:t>
+      </w:r>
+      <w:proofErr w:type="spellStart"/>
       <w:r>
         <w:rPr>
           <w:u w:val="single"/>
           <w:lang w:val="en-US"/>
         </w:rPr>
-        <w:t>{</w:t>
-      </w:r>
-      <w:proofErr w:type="spellStart"/>
-      <w:r>
-        <w:rPr>
-          <w:u w:val="single"/>
-          <w:lang w:val="en-US"/>
-        </w:rPr>
         <w:t>reviewEmployed</w:t>
       </w:r>
       <w:proofErr w:type="spellEnd"/>
       <w:r>
         <w:rPr>
           <w:u w:val="single"/>
-          <w:lang w:val="en-US"/>
+          <w:lang w:val="ru-RU"/>
         </w:rPr>
         <w:t>}</w:t>
       </w:r>
@@ -402,30 +397,7 @@
           <w:color w:val="000000"/>
           <w:vertAlign w:val="subscript"/>
         </w:rPr>
-        <w:t xml:space="preserve">                                                                                      </w:t>
-      </w:r>
-      <w:r>
-        <w:rPr>
-          <w:color w:val="000000"/>
-          <w:vertAlign w:val="subscript"/>
-        </w:rPr>
-        <w:t xml:space="preserve">                                                          (да, </w:t>
-      </w:r>
-      <w:proofErr w:type="gramStart"/>
-      <w:r>
-        <w:rPr>
-          <w:color w:val="000000"/>
-          <w:vertAlign w:val="subscript"/>
-        </w:rPr>
-        <w:t xml:space="preserve">нет)   </w:t>
-      </w:r>
-      <w:proofErr w:type="gramEnd"/>
-      <w:r>
-        <w:rPr>
-          <w:color w:val="000000"/>
-          <w:vertAlign w:val="subscript"/>
-        </w:rPr>
-        <w:t xml:space="preserve">    </w:t>
+        <w:t xml:space="preserve">                                                                                                                                                (да, нет)       </w:t>
       </w:r>
       <w:r>
         <w:rPr>
@@ -459,7 +431,14 @@
         <w:rPr>
           <w:color w:val="000000"/>
         </w:rPr>
-        <w:t xml:space="preserve">2.Студенту предложено пройти следующую практику на предприятии (в организации)? </w:t>
+        <w:t>2.Студенту предложено пройти следующую практику на предприятии (в организации)?</w:t>
+      </w:r>
+      <w:r>
+        <w:rPr>
+          <w:color w:val="000000"/>
+          <w:lang w:val="ru-RU"/>
+        </w:rPr>
+        <w:t xml:space="preserve"> </w:t>
       </w:r>
       <w:r>
         <w:rPr>
@@ -508,13 +487,14 @@
         <w:rPr>
           <w:color w:val="000000"/>
         </w:rPr>
-        <w:t>3. Студенту предложено трудоустройство после завершени</w:t>
-      </w:r>
-      <w:r>
-        <w:rPr>
-          <w:color w:val="000000"/>
-        </w:rPr>
-        <w:t xml:space="preserve">я обучения </w:t>
+        <w:t>3. Студенту предложено трудоустройство после завершения обучения</w:t>
+      </w:r>
+      <w:r>
+        <w:rPr>
+          <w:color w:val="000000"/>
+          <w:lang w:val="ru-RU"/>
+        </w:rPr>
+        <w:t xml:space="preserve">? </w:t>
       </w:r>
       <w:r>
         <w:t>{</w:t>
@@ -546,33 +526,20 @@
           <w:color w:val="000000"/>
           <w:vertAlign w:val="subscript"/>
         </w:rPr>
-        <w:t xml:space="preserve">                                                                                                                                                                                                       </w:t>
-      </w:r>
-      <w:r>
-        <w:rPr>
-          <w:color w:val="000000"/>
-          <w:vertAlign w:val="subscript"/>
-        </w:rPr>
-        <w:t>(да, нет)</w:t>
-      </w:r>
-    </w:p>
-    <w:p>
-      <w:pPr>
-        <w:rPr>
-          <w:color w:val="000000"/>
-        </w:rPr>
-      </w:pPr>
-      <w:r>
-        <w:rPr>
-          <w:color w:val="000000"/>
-        </w:rPr>
-        <w:t>4. Предложения и замечания о</w:t>
-      </w:r>
-      <w:r>
-        <w:rPr>
-          <w:color w:val="000000"/>
-        </w:rPr>
-        <w:t xml:space="preserve">т организации по теоретической и практической подготовке студентов.  </w:t>
+        <w:t xml:space="preserve">                                                                                                                                                                                                       (да, нет)</w:t>
+      </w:r>
+    </w:p>
+    <w:p>
+      <w:pPr>
+        <w:rPr>
+          <w:color w:val="000000"/>
+        </w:rPr>
+      </w:pPr>
+      <w:r>
+        <w:rPr>
+          <w:color w:val="000000"/>
+        </w:rPr>
+        <w:t xml:space="preserve">4. Предложения и замечания от организации по теоретической и практической подготовке студентов.  </w:t>
       </w:r>
     </w:p>
     <w:p>
@@ -668,7 +635,58 @@
         <w:spacing w:line="360" w:lineRule="auto"/>
       </w:pPr>
       <w:r>
-        <w:t>«24» июля 2026 г.</w:t>
+        <w:t>«</w:t>
+      </w:r>
+      <w:r>
+        <w:t>{</w:t>
+      </w:r>
+      <w:proofErr w:type="spellStart"/>
+      <w:r>
+        <w:rPr>
+          <w:lang w:val="en-US"/>
+        </w:rPr>
+        <w:t>practiceEndDay</w:t>
+      </w:r>
+      <w:proofErr w:type="spellEnd"/>
+      <w:r>
+        <w:t>}</w:t>
+      </w:r>
+      <w:r>
+        <w:t>»</w:t>
+      </w:r>
+      <w:r>
+        <w:t xml:space="preserve"> {</w:t>
+      </w:r>
+      <w:proofErr w:type="spellStart"/>
+      <w:r>
+        <w:rPr>
+          <w:lang w:val="en-US"/>
+        </w:rPr>
+        <w:t>practiceEndMonth</w:t>
+      </w:r>
+      <w:proofErr w:type="spellEnd"/>
+      <w:r>
+        <w:t xml:space="preserve">} </w:t>
+      </w:r>
+      <w:r>
+        <w:t>20</w:t>
+      </w:r>
+      <w:r>
+        <w:t>{</w:t>
+      </w:r>
+      <w:proofErr w:type="spellStart"/>
+      <w:r>
+        <w:rPr>
+          <w:lang w:val="en-US"/>
+        </w:rPr>
+        <w:t>practiceEndYear</w:t>
+      </w:r>
+      <w:proofErr w:type="spellEnd"/>
+      <w:r>
+        <w:t>}</w:t>
+      </w:r>
+      <w:r>
+        <w:t xml:space="preserve"> г.</w:t>
       </w:r>
     </w:p>
     <w:p>
@@ -676,18 +694,7 @@
         <w:spacing w:line="360" w:lineRule="auto"/>
       </w:pPr>
       <w:r>
-        <w:t>Руководитель организации</w:t>
-      </w:r>
-      <w:r>
-        <w:t xml:space="preserve">                                                         </w:t>
-      </w:r>
-      <w:proofErr w:type="gramStart"/>
-      <w:r>
-        <w:t xml:space="preserve">   (</w:t>
-      </w:r>
-      <w:proofErr w:type="gramEnd"/>
-      <w:r>
-        <w:t>подпись, печать)_________</w:t>
+        <w:t>Руководитель организации                                                            (подпись, печать)_________</w:t>
       </w:r>
     </w:p>
     <w:p>
